--- a/backend/data/audit_report_templates/report_body/2.1 模板B-无保留意见审计报告模板（三板基础层、银行、保险、期货、证券等）-简版.docx
+++ b/backend/data/audit_report_templates/report_body/2.1 模板B-无保留意见审计报告模板（三板基础层、银行、保险、期货、证券等）-简版.docx
@@ -91,6 +91,7 @@
           <w:numId w:val="0"/>
         </w:numPr>
         <w:spacing w:line="360" w:lineRule="auto"/>
+        <w:ind w:firstLine="420"/>
         <w:jc w:val="center"/>
         <w:outlineLvl w:val="0"/>
         <w:rPr>
@@ -103,10 +104,10 @@
       </w:pPr>
       <w:r>
         <w:rPr>
-          <w:rFonts w:hint="eastAsia" w:ascii="黑体;SimHei" w:hAnsi="黑体;SimHei" w:eastAsia="黑体;SimHei" w:cs="Arial Narrow"/>
+          <w:rFonts w:hint="eastAsia" w:ascii="Times New Roman" w:hAnsi="Times New Roman" w:eastAsia="仿宋_GB2312" w:cs="Arial Narrow"/>
           <w:b/>
           <w:color w:val="auto"/>
-          <w:sz w:val="48"/>
+          <w:sz w:val="24"/>
           <w:szCs w:val="48"/>
           <w:lang w:eastAsia="zh-CN"/>
         </w:rPr>
@@ -120,6 +121,7 @@
           <w:numId w:val="0"/>
         </w:numPr>
         <w:spacing w:line="360" w:lineRule="auto"/>
+        <w:ind w:firstLine="420"/>
         <w:jc w:val="center"/>
         <w:outlineLvl w:val="0"/>
         <w:rPr>
@@ -133,10 +135,10 @@
       </w:pPr>
       <w:r>
         <w:rPr>
-          <w:rFonts w:hint="eastAsia" w:ascii="黑体;SimHei" w:hAnsi="黑体;SimHei" w:eastAsia="黑体;SimHei" w:cs="Arial Narrow"/>
+          <w:rFonts w:hint="eastAsia" w:ascii="Times New Roman" w:hAnsi="Times New Roman" w:eastAsia="仿宋_GB2312" w:cs="Arial Narrow"/>
           <w:b/>
           <w:color w:val="auto"/>
-          <w:sz w:val="48"/>
+          <w:sz w:val="24"/>
           <w:szCs w:val="48"/>
           <w:lang w:eastAsia="zh-CN"/>
         </w:rPr>
@@ -1284,6 +1286,7 @@
     <w:p>
       <w:pPr>
         <w:spacing w:line="340" w:lineRule="atLeast"/>
+        <w:ind w:firstLine="420"/>
         <w:jc w:val="right"/>
         <w:rPr>
           <w:rFonts w:ascii="Arial Narrow" w:hAnsi="Arial Narrow" w:eastAsia="仿宋_GB2312" w:cs="Arial Narrow"/>
@@ -1294,7 +1297,7 @@
       </w:pPr>
       <w:r>
         <w:rPr>
-          <w:rFonts w:hint="eastAsia" w:ascii="Arial Narrow" w:hAnsi="Arial Narrow" w:eastAsia="仿宋_GB2312" w:cs="Arial Narrow"/>
+          <w:rFonts w:hint="eastAsia" w:ascii="Times New Roman" w:hAnsi="Times New Roman" w:eastAsia="仿宋_GB2312" w:cs="Arial Narrow"/>
           <w:spacing w:val="4"/>
           <w:sz w:val="24"/>
           <w:lang w:eastAsia="zh-CN"/>
@@ -1322,6 +1325,7 @@
           <w:numId w:val="0"/>
         </w:numPr>
         <w:spacing w:before="120" w:after="0" w:line="300" w:lineRule="auto"/>
+        <w:ind w:firstLine="420"/>
         <w:outlineLvl w:val="0"/>
         <w:rPr>
           <w:rFonts w:ascii="Arial Narrow" w:hAnsi="Arial Narrow" w:eastAsia="仿宋_GB2312" w:cs="Arial Narrow"/>
@@ -1334,7 +1338,7 @@
       </w:pPr>
       <w:r>
         <w:rPr>
-          <w:rFonts w:ascii="Arial Narrow" w:hAnsi="Arial Narrow" w:eastAsia="仿宋_GB2312" w:cs="Arial Narrow"/>
+          <w:rFonts w:ascii="Times New Roman" w:hAnsi="Times New Roman" w:eastAsia="仿宋_GB2312" w:cs="Arial Narrow"/>
           <w:b/>
           <w:color w:val="auto"/>
           <w:spacing w:val="4"/>
@@ -1378,7 +1382,7 @@
     <w:p>
       <w:pPr>
         <w:spacing w:before="120" w:after="0" w:line="300" w:lineRule="auto"/>
-        <w:ind w:left="0" w:leftChars="0" w:right="0" w:rightChars="0" w:firstLineChars="200"/>
+        <w:ind w:left="0" w:leftChars="0" w:right="0" w:rightChars="0" w:firstLineChars="200" w:firstLine="420"/>
         <w:jc w:val="both"/>
         <w:rPr>
           <w:rFonts w:ascii="Arial Narrow" w:hAnsi="Arial Narrow" w:eastAsia="仿宋_GB2312" w:cs="Arial Narrow"/>
@@ -1389,7 +1393,7 @@
       </w:pPr>
       <w:r>
         <w:rPr>
-          <w:rFonts w:hint="eastAsia" w:ascii="Arial Narrow" w:hAnsi="Arial Narrow" w:eastAsia="仿宋_GB2312" w:cs="Arial Narrow"/>
+          <w:rFonts w:hint="eastAsia" w:ascii="Times New Roman" w:hAnsi="Times New Roman" w:eastAsia="仿宋_GB2312" w:cs="Arial Narrow"/>
           <w:sz w:val="24"/>
           <w:szCs w:val="24"/>
           <w:lang w:eastAsia="zh-CN"/>
@@ -1400,7 +1404,7 @@
     <w:p>
       <w:pPr>
         <w:spacing w:before="120" w:after="0" w:line="300" w:lineRule="auto"/>
-        <w:ind w:left="0" w:leftChars="0" w:right="0" w:rightChars="0" w:firstLineChars="200"/>
+        <w:ind w:left="0" w:leftChars="0" w:right="0" w:rightChars="0" w:firstLineChars="200" w:firstLine="420"/>
         <w:jc w:val="both"/>
         <w:rPr>
           <w:rFonts w:ascii="Arial Narrow" w:hAnsi="Arial Narrow" w:eastAsia="仿宋_GB2312" w:cs="Arial Narrow"/>
@@ -1411,7 +1415,7 @@
       </w:pPr>
       <w:r>
         <w:rPr>
-          <w:rFonts w:hint="eastAsia" w:ascii="Arial Narrow" w:hAnsi="Arial Narrow" w:eastAsia="仿宋_GB2312" w:cs="Arial Narrow"/>
+          <w:rFonts w:hint="eastAsia" w:ascii="Times New Roman" w:hAnsi="Times New Roman" w:eastAsia="仿宋_GB2312" w:cs="Arial Narrow"/>
           <w:sz w:val="24"/>
           <w:szCs w:val="24"/>
           <w:lang w:eastAsia="zh-CN"/>
@@ -1451,7 +1455,7 @@
     <w:p>
       <w:pPr>
         <w:spacing w:before="120" w:after="0" w:line="300" w:lineRule="auto"/>
-        <w:ind w:left="0" w:leftChars="0" w:right="0" w:rightChars="0" w:firstLineChars="200"/>
+        <w:ind w:left="0" w:leftChars="0" w:right="0" w:rightChars="0" w:firstLineChars="200" w:firstLine="420"/>
         <w:jc w:val="both"/>
         <w:rPr>
           <w:rFonts w:ascii="Arial Narrow" w:hAnsi="Arial Narrow" w:eastAsia="仿宋_GB2312" w:cs="宋体;SimSun"/>
@@ -1463,7 +1467,7 @@
       </w:pPr>
       <w:r>
         <w:rPr>
-          <w:rFonts w:hint="eastAsia" w:ascii="Arial Narrow" w:hAnsi="Arial Narrow" w:eastAsia="仿宋_GB2312" w:cs="宋体;SimSun"/>
+          <w:rFonts w:hint="eastAsia" w:ascii="Times New Roman" w:hAnsi="Times New Roman" w:eastAsia="仿宋_GB2312" w:cs="宋体;SimSun"/>
           <w:spacing w:val="4"/>
           <w:sz w:val="24"/>
           <w:szCs w:val="24"/>
@@ -1504,7 +1508,7 @@
     <w:p>
       <w:pPr>
         <w:spacing w:before="120" w:after="0" w:line="300" w:lineRule="auto"/>
-        <w:ind w:left="0" w:leftChars="0" w:right="0" w:rightChars="0" w:firstLineChars="200"/>
+        <w:ind w:left="0" w:leftChars="0" w:right="0" w:rightChars="0" w:firstLineChars="200" w:firstLine="420"/>
         <w:jc w:val="both"/>
         <w:rPr>
           <w:rFonts w:ascii="Arial Narrow" w:hAnsi="Arial Narrow" w:eastAsia="仿宋_GB2312" w:cs="Arial Narrow"/>
@@ -1516,7 +1520,7 @@
       </w:pPr>
       <w:r>
         <w:rPr>
-          <w:rFonts w:ascii="Arial Narrow" w:hAnsi="Arial Narrow" w:eastAsia="仿宋_GB2312" w:cs="Arial Narrow"/>
+          <w:rFonts w:ascii="Times New Roman" w:hAnsi="Times New Roman" w:eastAsia="仿宋_GB2312" w:cs="Arial Narrow"/>
           <w:color w:val="auto"/>
           <w:spacing w:val="4"/>
           <w:sz w:val="24"/>
@@ -1529,7 +1533,7 @@
     <w:p>
       <w:pPr>
         <w:spacing w:before="120" w:after="0" w:line="300" w:lineRule="auto"/>
-        <w:ind w:left="0" w:leftChars="0" w:right="0" w:rightChars="0" w:firstLineChars="200"/>
+        <w:ind w:left="0" w:leftChars="0" w:right="0" w:rightChars="0" w:firstLineChars="200" w:firstLine="420"/>
         <w:jc w:val="both"/>
         <w:rPr>
           <w:rFonts w:ascii="Arial Narrow" w:hAnsi="Arial Narrow" w:eastAsia="仿宋_GB2312" w:cs="Arial Narrow"/>
@@ -1541,7 +1545,7 @@
       </w:pPr>
       <w:r>
         <w:rPr>
-          <w:rFonts w:hint="eastAsia" w:ascii="Arial Narrow" w:hAnsi="Arial Narrow" w:eastAsia="仿宋_GB2312" w:cs="Arial Narrow"/>
+          <w:rFonts w:hint="eastAsia" w:ascii="Times New Roman" w:hAnsi="Times New Roman" w:eastAsia="仿宋_GB2312" w:cs="Arial Narrow"/>
           <w:spacing w:val="4"/>
           <w:sz w:val="24"/>
           <w:szCs w:val="24"/>
@@ -1553,7 +1557,7 @@
     <w:p>
       <w:pPr>
         <w:spacing w:before="120" w:after="0" w:line="300" w:lineRule="auto"/>
-        <w:ind w:left="0" w:leftChars="0" w:right="0" w:rightChars="0" w:firstLineChars="200"/>
+        <w:ind w:left="0" w:leftChars="0" w:right="0" w:rightChars="0" w:firstLineChars="200" w:firstLine="420"/>
         <w:jc w:val="both"/>
         <w:rPr>
           <w:rFonts w:ascii="Arial Narrow" w:hAnsi="Arial Narrow" w:eastAsia="仿宋_GB2312" w:cs="Arial Narrow"/>
@@ -1565,7 +1569,7 @@
       </w:pPr>
       <w:r>
         <w:rPr>
-          <w:rFonts w:hint="eastAsia" w:ascii="Arial Narrow" w:hAnsi="Arial Narrow" w:eastAsia="仿宋_GB2312" w:cs="Arial Narrow"/>
+          <w:rFonts w:hint="eastAsia" w:ascii="Times New Roman" w:hAnsi="Times New Roman" w:eastAsia="仿宋_GB2312" w:cs="Arial Narrow"/>
           <w:spacing w:val="4"/>
           <w:sz w:val="24"/>
           <w:szCs w:val="24"/>
@@ -1577,7 +1581,7 @@
     <w:p>
       <w:pPr>
         <w:spacing w:before="120" w:after="0" w:line="300" w:lineRule="auto"/>
-        <w:ind w:left="0" w:leftChars="0" w:right="0" w:rightChars="0" w:firstLineChars="200"/>
+        <w:ind w:left="0" w:leftChars="0" w:right="0" w:rightChars="0" w:firstLineChars="200" w:firstLine="420"/>
         <w:jc w:val="both"/>
         <w:rPr>
           <w:rFonts w:ascii="Arial Narrow" w:hAnsi="Arial Narrow" w:eastAsia="仿宋_GB2312" w:cs="Arial Narrow"/>
@@ -1589,7 +1593,7 @@
       </w:pPr>
       <w:r>
         <w:rPr>
-          <w:rFonts w:hint="eastAsia" w:ascii="Arial Narrow" w:hAnsi="Arial Narrow" w:eastAsia="仿宋_GB2312" w:cs="Arial Narrow"/>
+          <w:rFonts w:hint="eastAsia" w:ascii="Times New Roman" w:hAnsi="Times New Roman" w:eastAsia="仿宋_GB2312" w:cs="Arial Narrow"/>
           <w:spacing w:val="4"/>
           <w:sz w:val="24"/>
           <w:szCs w:val="24"/>
@@ -1635,7 +1639,7 @@
     <w:p>
       <w:pPr>
         <w:spacing w:before="120" w:after="0" w:line="300" w:lineRule="auto"/>
-        <w:ind w:left="0" w:leftChars="0" w:right="0" w:rightChars="0" w:firstLineChars="200"/>
+        <w:ind w:left="0" w:leftChars="0" w:right="0" w:rightChars="0" w:firstLineChars="200" w:firstLine="420"/>
         <w:jc w:val="both"/>
         <w:rPr>
           <w:rFonts w:ascii="Arial Narrow" w:hAnsi="Arial Narrow" w:eastAsia="仿宋_GB2312" w:cs="Arial Narrow"/>
@@ -1647,7 +1651,7 @@
       </w:pPr>
       <w:r>
         <w:rPr>
-          <w:rFonts w:ascii="Arial Narrow" w:hAnsi="Arial Narrow" w:eastAsia="仿宋_GB2312" w:cs="Arial Narrow"/>
+          <w:rFonts w:ascii="Times New Roman" w:hAnsi="Times New Roman" w:eastAsia="仿宋_GB2312" w:cs="Arial Narrow"/>
           <w:color w:val="auto"/>
           <w:spacing w:val="4"/>
           <w:sz w:val="24"/>
@@ -1660,7 +1664,7 @@
     <w:p>
       <w:pPr>
         <w:spacing w:before="120" w:after="0" w:line="300" w:lineRule="auto"/>
-        <w:ind w:left="0" w:leftChars="0" w:right="0" w:rightChars="0" w:firstLineChars="200"/>
+        <w:ind w:left="0" w:leftChars="0" w:right="0" w:rightChars="0" w:firstLineChars="200" w:firstLine="420"/>
         <w:jc w:val="both"/>
         <w:rPr>
           <w:rFonts w:ascii="Arial Narrow" w:hAnsi="Arial Narrow" w:eastAsia="仿宋_GB2312" w:cs="Arial Narrow"/>
@@ -1672,7 +1676,7 @@
       </w:pPr>
       <w:r>
         <w:rPr>
-          <w:rFonts w:hint="eastAsia" w:ascii="Arial Narrow" w:hAnsi="Arial Narrow" w:eastAsia="仿宋_GB2312" w:cs="Arial Narrow"/>
+          <w:rFonts w:hint="eastAsia" w:ascii="Times New Roman" w:hAnsi="Times New Roman" w:eastAsia="仿宋_GB2312" w:cs="Arial Narrow"/>
           <w:spacing w:val="4"/>
           <w:sz w:val="24"/>
           <w:szCs w:val="24"/>
@@ -1684,7 +1688,7 @@
     <w:p>
       <w:pPr>
         <w:spacing w:before="120" w:after="0" w:line="300" w:lineRule="auto"/>
-        <w:ind w:left="0" w:leftChars="0" w:right="0" w:rightChars="0" w:firstLineChars="200"/>
+        <w:ind w:left="0" w:leftChars="0" w:right="0" w:rightChars="0" w:firstLineChars="200" w:firstLine="420"/>
         <w:jc w:val="both"/>
         <w:rPr>
           <w:rFonts w:ascii="Arial Narrow" w:hAnsi="Arial Narrow" w:eastAsia="仿宋_GB2312" w:cs="Arial Narrow"/>
@@ -1696,7 +1700,7 @@
       </w:pPr>
       <w:r>
         <w:rPr>
-          <w:rFonts w:hint="eastAsia" w:ascii="Arial Narrow" w:hAnsi="Arial Narrow" w:eastAsia="仿宋_GB2312" w:cs="Arial Narrow"/>
+          <w:rFonts w:hint="eastAsia" w:ascii="Times New Roman" w:hAnsi="Times New Roman" w:eastAsia="仿宋_GB2312" w:cs="Arial Narrow"/>
           <w:spacing w:val="4"/>
           <w:sz w:val="24"/>
           <w:szCs w:val="24"/>
@@ -1737,7 +1741,7 @@
     <w:p>
       <w:pPr>
         <w:spacing w:before="120" w:after="0" w:line="300" w:lineRule="auto"/>
-        <w:ind w:left="0" w:leftChars="0" w:right="0" w:rightChars="0" w:firstLineChars="200"/>
+        <w:ind w:left="0" w:leftChars="0" w:right="0" w:rightChars="0" w:firstLineChars="200" w:firstLine="420"/>
         <w:jc w:val="both"/>
         <w:rPr>
           <w:rFonts w:ascii="Arial Narrow" w:hAnsi="Arial Narrow" w:eastAsia="仿宋_GB2312" w:cs="Arial Narrow"/>
@@ -1749,7 +1753,7 @@
       </w:pPr>
       <w:r>
         <w:rPr>
-          <w:rFonts w:hint="eastAsia" w:ascii="Arial Narrow" w:hAnsi="Arial Narrow" w:eastAsia="仿宋_GB2312" w:cs="Arial Narrow"/>
+          <w:rFonts w:hint="eastAsia" w:ascii="Times New Roman" w:hAnsi="Times New Roman" w:eastAsia="仿宋_GB2312" w:cs="Arial Narrow"/>
           <w:spacing w:val="4"/>
           <w:sz w:val="24"/>
           <w:szCs w:val="24"/>
@@ -1761,7 +1765,7 @@
     <w:p>
       <w:pPr>
         <w:spacing w:before="120" w:after="0" w:line="300" w:lineRule="auto"/>
-        <w:ind w:left="0" w:leftChars="0" w:right="0" w:rightChars="0" w:firstLineChars="200"/>
+        <w:ind w:left="0" w:leftChars="0" w:right="0" w:rightChars="0" w:firstLineChars="200" w:firstLine="420"/>
         <w:jc w:val="both"/>
         <w:rPr>
           <w:rFonts w:ascii="Arial Narrow" w:hAnsi="Arial Narrow" w:eastAsia="仿宋_GB2312" w:cs="Arial Narrow"/>
@@ -1773,7 +1777,7 @@
       </w:pPr>
       <w:r>
         <w:rPr>
-          <w:rFonts w:hint="eastAsia" w:ascii="Arial Narrow" w:hAnsi="Arial Narrow" w:eastAsia="仿宋_GB2312" w:cs="Arial Narrow"/>
+          <w:rFonts w:hint="eastAsia" w:ascii="Times New Roman" w:hAnsi="Times New Roman" w:eastAsia="仿宋_GB2312" w:cs="Arial Narrow"/>
           <w:spacing w:val="4"/>
           <w:sz w:val="24"/>
           <w:szCs w:val="24"/>
@@ -1785,7 +1789,7 @@
     <w:p>
       <w:pPr>
         <w:spacing w:before="120" w:after="0" w:line="300" w:lineRule="auto"/>
-        <w:ind w:left="0" w:leftChars="0" w:right="0" w:rightChars="0" w:firstLineChars="200"/>
+        <w:ind w:left="0" w:leftChars="0" w:right="0" w:rightChars="0" w:firstLineChars="200" w:firstLine="420"/>
         <w:jc w:val="both"/>
         <w:rPr>
           <w:rFonts w:ascii="Arial Narrow" w:hAnsi="Arial Narrow" w:eastAsia="仿宋_GB2312" w:cs="Arial Narrow"/>
@@ -1797,7 +1801,7 @@
       </w:pPr>
       <w:r>
         <w:rPr>
-          <w:rFonts w:hint="eastAsia" w:ascii="Arial Narrow" w:hAnsi="Arial Narrow" w:eastAsia="仿宋_GB2312" w:cs="Arial Narrow"/>
+          <w:rFonts w:hint="eastAsia" w:ascii="Times New Roman" w:hAnsi="Times New Roman" w:eastAsia="仿宋_GB2312" w:cs="Arial Narrow"/>
           <w:spacing w:val="4"/>
           <w:sz w:val="24"/>
           <w:szCs w:val="24"/>
@@ -1809,7 +1813,7 @@
     <w:p>
       <w:pPr>
         <w:spacing w:before="120" w:after="0" w:line="300" w:lineRule="auto"/>
-        <w:ind w:left="0" w:leftChars="0" w:right="0" w:rightChars="0" w:firstLineChars="200"/>
+        <w:ind w:left="0" w:leftChars="0" w:right="0" w:rightChars="0" w:firstLineChars="200" w:firstLine="420"/>
         <w:jc w:val="both"/>
         <w:rPr>
           <w:rFonts w:ascii="Arial Narrow" w:hAnsi="Arial Narrow" w:eastAsia="仿宋_GB2312" w:cs="Arial Narrow"/>
@@ -1821,7 +1825,7 @@
       </w:pPr>
       <w:r>
         <w:rPr>
-          <w:rFonts w:hint="eastAsia" w:ascii="Arial Narrow" w:hAnsi="Arial Narrow" w:eastAsia="仿宋_GB2312" w:cs="Arial Narrow"/>
+          <w:rFonts w:hint="eastAsia" w:ascii="Times New Roman" w:hAnsi="Times New Roman" w:eastAsia="仿宋_GB2312" w:cs="Arial Narrow"/>
           <w:spacing w:val="4"/>
           <w:sz w:val="24"/>
           <w:szCs w:val="24"/>
@@ -1833,7 +1837,7 @@
     <w:p>
       <w:pPr>
         <w:spacing w:before="120" w:after="0" w:line="300" w:lineRule="auto"/>
-        <w:ind w:left="0" w:leftChars="0" w:right="0" w:rightChars="0" w:firstLineChars="200"/>
+        <w:ind w:left="0" w:leftChars="0" w:right="0" w:rightChars="0" w:firstLineChars="200" w:firstLine="420"/>
         <w:jc w:val="both"/>
         <w:rPr>
           <w:rFonts w:ascii="Arial Narrow" w:hAnsi="Arial Narrow" w:eastAsia="仿宋_GB2312" w:cs="Arial Narrow"/>
@@ -1845,7 +1849,7 @@
       </w:pPr>
       <w:r>
         <w:rPr>
-          <w:rFonts w:hint="eastAsia" w:ascii="Arial Narrow" w:hAnsi="Arial Narrow" w:eastAsia="仿宋_GB2312" w:cs="Arial Narrow"/>
+          <w:rFonts w:hint="eastAsia" w:ascii="Times New Roman" w:hAnsi="Times New Roman" w:eastAsia="仿宋_GB2312" w:cs="Arial Narrow"/>
           <w:spacing w:val="4"/>
           <w:sz w:val="24"/>
           <w:szCs w:val="24"/>
@@ -1857,7 +1861,7 @@
     <w:p>
       <w:pPr>
         <w:spacing w:before="120" w:after="0" w:line="300" w:lineRule="auto"/>
-        <w:ind w:left="0" w:leftChars="0" w:right="0" w:rightChars="0" w:firstLineChars="200"/>
+        <w:ind w:left="0" w:leftChars="0" w:right="0" w:rightChars="0" w:firstLineChars="200" w:firstLine="420"/>
         <w:jc w:val="both"/>
         <w:rPr>
           <w:rFonts w:ascii="Arial Narrow" w:hAnsi="Arial Narrow" w:eastAsia="仿宋_GB2312" w:cs="Arial Narrow"/>
@@ -1869,7 +1873,7 @@
       </w:pPr>
       <w:r>
         <w:rPr>
-          <w:rFonts w:hint="eastAsia" w:ascii="Arial Narrow" w:hAnsi="Arial Narrow" w:eastAsia="仿宋_GB2312" w:cs="Arial Narrow"/>
+          <w:rFonts w:hint="eastAsia" w:ascii="Times New Roman" w:hAnsi="Times New Roman" w:eastAsia="仿宋_GB2312" w:cs="Arial Narrow"/>
           <w:spacing w:val="4"/>
           <w:sz w:val="24"/>
           <w:szCs w:val="24"/>
@@ -1881,7 +1885,7 @@
     <w:p>
       <w:pPr>
         <w:spacing w:before="120" w:after="0" w:line="300" w:lineRule="auto"/>
-        <w:ind w:left="0" w:leftChars="0" w:right="0" w:rightChars="0" w:firstLineChars="200"/>
+        <w:ind w:left="0" w:leftChars="0" w:right="0" w:rightChars="0" w:firstLineChars="200" w:firstLine="420"/>
         <w:jc w:val="both"/>
         <w:rPr>
           <w:rFonts w:ascii="Arial Narrow" w:hAnsi="Arial Narrow" w:eastAsia="仿宋_GB2312" w:cs="Arial Narrow"/>
@@ -1893,7 +1897,7 @@
       </w:pPr>
       <w:r>
         <w:rPr>
-          <w:rFonts w:hint="eastAsia" w:ascii="Arial Narrow" w:hAnsi="Arial Narrow" w:eastAsia="仿宋_GB2312" w:cs="Arial Narrow"/>
+          <w:rFonts w:hint="eastAsia" w:ascii="Times New Roman" w:hAnsi="Times New Roman" w:eastAsia="仿宋_GB2312" w:cs="Arial Narrow"/>
           <w:spacing w:val="4"/>
           <w:sz w:val="24"/>
           <w:szCs w:val="24"/>
@@ -1905,7 +1909,7 @@
     <w:p>
       <w:pPr>
         <w:spacing w:before="120" w:after="0" w:line="300" w:lineRule="auto"/>
-        <w:ind w:left="0" w:leftChars="0" w:right="0" w:rightChars="0" w:firstLineChars="200"/>
+        <w:ind w:left="0" w:leftChars="0" w:right="0" w:rightChars="0" w:firstLineChars="200" w:firstLine="420"/>
         <w:jc w:val="both"/>
         <w:rPr>
           <w:rFonts w:ascii="Arial Narrow" w:hAnsi="Arial Narrow" w:eastAsia="仿宋_GB2312" w:cs="Arial Narrow"/>
@@ -1917,7 +1921,7 @@
       </w:pPr>
       <w:r>
         <w:rPr>
-          <w:rFonts w:hint="eastAsia" w:ascii="Arial Narrow" w:hAnsi="Arial Narrow" w:eastAsia="仿宋_GB2312" w:cs="Arial Narrow"/>
+          <w:rFonts w:hint="eastAsia" w:ascii="Times New Roman" w:hAnsi="Times New Roman" w:eastAsia="仿宋_GB2312" w:cs="Arial Narrow"/>
           <w:spacing w:val="4"/>
           <w:sz w:val="24"/>
           <w:szCs w:val="24"/>
@@ -1929,7 +1933,7 @@
       <w:bookmarkEnd w:id="0"/>
       <w:r>
         <w:rPr>
-          <w:rFonts w:hint="eastAsia" w:ascii="Arial Narrow" w:hAnsi="Arial Narrow" w:eastAsia="仿宋_GB2312" w:cs="Arial Narrow"/>
+          <w:rFonts w:hint="eastAsia" w:ascii="Times New Roman" w:hAnsi="Times New Roman" w:eastAsia="仿宋_GB2312" w:cs="Arial Narrow"/>
           <w:spacing w:val="4"/>
           <w:sz w:val="24"/>
           <w:szCs w:val="24"/>
@@ -1941,7 +1945,7 @@
     <w:p>
       <w:pPr>
         <w:spacing w:before="120" w:after="0" w:line="300" w:lineRule="auto"/>
-        <w:ind w:left="0" w:leftChars="0" w:right="0" w:rightChars="0" w:firstLineChars="200"/>
+        <w:ind w:left="0" w:leftChars="0" w:right="0" w:rightChars="0" w:firstLineChars="200" w:firstLine="420"/>
         <w:jc w:val="both"/>
         <w:rPr>
           <w:rFonts w:hint="eastAsia" w:ascii="Arial Narrow" w:hAnsi="Arial Narrow" w:eastAsia="仿宋_GB2312" w:cs="Arial Narrow"/>
@@ -1953,7 +1957,7 @@
       </w:pPr>
       <w:r>
         <w:rPr>
-          <w:rFonts w:hint="eastAsia" w:ascii="Arial Narrow" w:hAnsi="Arial Narrow" w:eastAsia="仿宋_GB2312" w:cs="Arial Narrow"/>
+          <w:rFonts w:hint="eastAsia" w:ascii="Times New Roman" w:hAnsi="Times New Roman" w:eastAsia="仿宋_GB2312" w:cs="Arial Narrow"/>
           <w:spacing w:val="4"/>
           <w:sz w:val="24"/>
           <w:szCs w:val="24"/>

--- a/backend/data/audit_report_templates/report_body/2.1 模板B-无保留意见审计报告模板（三板基础层、银行、保险、期货、证券等）-简版.docx
+++ b/backend/data/audit_report_templates/report_body/2.1 模板B-无保留意见审计报告模板（三板基础层、银行、保险、期货、证券等）-简版.docx
@@ -307,7 +307,7 @@
     </w:p>
     <w:p>
       <w:pPr>
-        <w:spacing w:line="2400" w:lineRule="auto"/>
+        <w:spacing w:line="360" w:lineRule="auto"/>
         <w:jc w:val="center"/>
         <w:rPr>
           <w:rFonts w:ascii="黑体;SimHei" w:hAnsi="黑体;SimHei" w:eastAsia="黑体;SimHei" w:cs="Arial Narrow"/>
